--- a/docs/proof/word-review/body_Proofread.docx
+++ b/docs/proof/word-review/body_Proofread.docx
@@ -17,11 +17,11 @@
         </w:r>
       </w:ins>
       <w:r>
-        <w:t xml:space="preserve"> the</w:t>
+        <w:t xml:space="preserve"> the </w:t>
       </w:r>
       <w:del w:id="4" w:author="Agmt Proof" w:date="2026-09-05T00:00:00.000Z">
         <w:r>
-          <w:delText xml:space="preserve"> the</w:delText>
+          <w:delText xml:space="preserve">the</w:delText>
         </w:r>
       </w:del>
       <w:r>
